--- a/BD/lab3/отчёт_3.docx
+++ b/BD/lab3/отчёт_3.docx
@@ -1728,16 +1728,22 @@
       <w:proofErr w:type="spellEnd"/>
       <w:r>
         <w:rPr>
-          <w:lang w:val="en-US" w:eastAsia="ru-RU"/>
-        </w:rPr>
-        <w:t xml:space="preserve"> → name</w:t>
-      </w:r>
-    </w:p>
-    <w:p>
-      <w:pPr>
-        <w:rPr>
           <w:lang w:eastAsia="ru-RU"/>
         </w:rPr>
+        <w:t xml:space="preserve"> → </w:t>
+      </w:r>
+      <w:r>
+        <w:rPr>
+          <w:lang w:val="en-US" w:eastAsia="ru-RU"/>
+        </w:rPr>
+        <w:t>name</w:t>
+      </w:r>
+    </w:p>
+    <w:p>
+      <w:pPr>
+        <w:rPr>
+          <w:lang w:val="en-US" w:eastAsia="ru-RU"/>
+        </w:rPr>
       </w:pPr>
       <w:proofErr w:type="spellStart"/>
       <w:r>
@@ -1775,7 +1781,7 @@
     <w:p>
       <w:pPr>
         <w:rPr>
-          <w:lang w:eastAsia="ru-RU"/>
+          <w:lang w:val="en-US" w:eastAsia="ru-RU"/>
         </w:rPr>
       </w:pPr>
       <w:proofErr w:type="spellStart"/>
@@ -1788,7 +1794,7 @@
       <w:proofErr w:type="spellEnd"/>
       <w:r>
         <w:rPr>
-          <w:lang w:eastAsia="ru-RU"/>
+          <w:lang w:val="en-US" w:eastAsia="ru-RU"/>
         </w:rPr>
         <w:t xml:space="preserve"> </w:t>
       </w:r>
@@ -1894,7 +1900,7 @@
     <w:p>
       <w:pPr>
         <w:rPr>
-          <w:lang w:eastAsia="ru-RU"/>
+          <w:lang w:val="en-US" w:eastAsia="ru-RU"/>
         </w:rPr>
       </w:pPr>
       <w:proofErr w:type="spellStart"/>
@@ -1933,7 +1939,7 @@
     <w:p>
       <w:pPr>
         <w:rPr>
-          <w:lang w:eastAsia="ru-RU"/>
+          <w:lang w:val="en-US" w:eastAsia="ru-RU"/>
         </w:rPr>
       </w:pPr>
       <w:proofErr w:type="spellStart"/>
@@ -1946,7 +1952,7 @@
       <w:proofErr w:type="spellEnd"/>
       <w:r>
         <w:rPr>
-          <w:lang w:eastAsia="ru-RU"/>
+          <w:lang w:val="en-US" w:eastAsia="ru-RU"/>
         </w:rPr>
         <w:t xml:space="preserve"> </w:t>
       </w:r>
@@ -1974,7 +1980,7 @@
     <w:p>
       <w:pPr>
         <w:rPr>
-          <w:lang w:eastAsia="ru-RU"/>
+          <w:lang w:val="en-US" w:eastAsia="ru-RU"/>
         </w:rPr>
       </w:pPr>
     </w:p>
@@ -2000,7 +2006,7 @@
     <w:p>
       <w:pPr>
         <w:rPr>
-          <w:lang w:eastAsia="ru-RU"/>
+          <w:lang w:val="en-US" w:eastAsia="ru-RU"/>
         </w:rPr>
       </w:pPr>
       <w:proofErr w:type="spellStart"/>
@@ -2037,7 +2043,7 @@
     <w:p>
       <w:pPr>
         <w:rPr>
-          <w:lang w:eastAsia="ru-RU"/>
+          <w:lang w:val="en-US" w:eastAsia="ru-RU"/>
         </w:rPr>
       </w:pPr>
       <w:proofErr w:type="spellStart"/>
@@ -2066,7 +2072,7 @@
     <w:p>
       <w:pPr>
         <w:rPr>
-          <w:lang w:eastAsia="ru-RU"/>
+          <w:lang w:val="en-US" w:eastAsia="ru-RU"/>
         </w:rPr>
       </w:pPr>
     </w:p>
@@ -2353,7 +2359,7 @@
     <w:p>
       <w:pPr>
         <w:rPr>
-          <w:lang w:eastAsia="ru-RU"/>
+          <w:lang w:val="en-US" w:eastAsia="ru-RU"/>
         </w:rPr>
       </w:pPr>
       <w:proofErr w:type="spellStart"/>
@@ -3167,7 +3173,7 @@
     <w:p>
       <w:pPr>
         <w:rPr>
-          <w:lang w:val="en-US" w:eastAsia="ru-RU"/>
+          <w:lang w:eastAsia="ru-RU"/>
         </w:rPr>
       </w:pPr>
       <w:proofErr w:type="spellStart"/>
@@ -3188,7 +3194,7 @@
       </w:r>
       <w:r>
         <w:rPr>
-          <w:lang w:val="en-US" w:eastAsia="ru-RU"/>
+          <w:lang w:eastAsia="ru-RU"/>
         </w:rPr>
         <w:t xml:space="preserve">→ </w:t>
       </w:r>
@@ -3204,22 +3210,16 @@
     <w:p>
       <w:pPr>
         <w:rPr>
-          <w:lang w:val="en-US" w:eastAsia="ru-RU"/>
+          <w:lang w:eastAsia="ru-RU"/>
         </w:rPr>
       </w:pPr>
     </w:p>
     <w:p>
       <w:pPr>
         <w:pStyle w:val="1"/>
-        <w:rPr>
-          <w:lang w:val="en-US"/>
-        </w:rPr>
       </w:pPr>
       <w:bookmarkStart w:id="3" w:name="_Toc226386005"/>
       <w:r>
-        <w:rPr>
-          <w:lang w:val="en-US"/>
-        </w:rPr>
         <w:lastRenderedPageBreak/>
         <w:t xml:space="preserve">4. </w:t>
       </w:r>
@@ -3227,18 +3227,12 @@
         <w:t>Преобразование</w:t>
       </w:r>
       <w:r>
-        <w:rPr>
-          <w:lang w:val="en-US"/>
-        </w:rPr>
         <w:t xml:space="preserve"> </w:t>
       </w:r>
       <w:r>
         <w:t>к</w:t>
       </w:r>
       <w:r>
-        <w:rPr>
-          <w:lang w:val="en-US"/>
-        </w:rPr>
         <w:t xml:space="preserve"> </w:t>
       </w:r>
       <w:r>
@@ -3555,12 +3549,12 @@
         <w:rPr>
           <w:b/>
           <w:bCs/>
-          <w:lang w:eastAsia="ru-RU"/>
-        </w:rPr>
-      </w:pPr>
-      <w:r>
-        <w:rPr>
-          <w:lang w:eastAsia="ru-RU"/>
+          <w:lang w:val="en-US" w:eastAsia="ru-RU"/>
+        </w:rPr>
+      </w:pPr>
+      <w:r>
+        <w:rPr>
+          <w:lang w:val="en-US" w:eastAsia="ru-RU"/>
         </w:rPr>
         <w:br/>
       </w:r>
@@ -3593,13 +3587,7 @@
         <w:rPr>
           <w:lang w:val="en-US" w:eastAsia="ru-RU"/>
         </w:rPr>
-        <w:t xml:space="preserve"> </w:t>
-      </w:r>
-      <w:r>
-        <w:rPr>
-          <w:lang w:val="en-US" w:eastAsia="ru-RU"/>
-        </w:rPr>
-        <w:t xml:space="preserve">→ </w:t>
+        <w:t xml:space="preserve"> → </w:t>
       </w:r>
       <w:proofErr w:type="spellStart"/>
       <w:r>
@@ -3613,19 +3601,7 @@
         <w:rPr>
           <w:lang w:val="en-US" w:eastAsia="ru-RU"/>
         </w:rPr>
-        <w:t xml:space="preserve"> </w:t>
-      </w:r>
-      <w:r>
-        <w:rPr>
-          <w:lang w:val="en-US" w:eastAsia="ru-RU"/>
-        </w:rPr>
-        <w:t>→</w:t>
-      </w:r>
-      <w:r>
-        <w:rPr>
-          <w:lang w:val="en-US" w:eastAsia="ru-RU"/>
-        </w:rPr>
-        <w:t xml:space="preserve"> descr</w:t>
+        <w:t xml:space="preserve"> → descr</w:t>
       </w:r>
       <w:r>
         <w:rPr>
@@ -3712,13 +3688,7 @@
         <w:rPr>
           <w:lang w:val="en-US" w:eastAsia="ru-RU"/>
         </w:rPr>
-        <w:t xml:space="preserve"> </w:t>
-      </w:r>
-      <w:r>
-        <w:rPr>
-          <w:lang w:val="en-US" w:eastAsia="ru-RU"/>
-        </w:rPr>
-        <w:t xml:space="preserve">→ </w:t>
+        <w:t xml:space="preserve"> → </w:t>
       </w:r>
       <w:r>
         <w:rPr>
@@ -3756,7 +3726,7 @@
     <w:p>
       <w:pPr>
         <w:rPr>
-          <w:lang w:eastAsia="ru-RU"/>
+          <w:lang w:val="en-US" w:eastAsia="ru-RU"/>
         </w:rPr>
       </w:pPr>
       <w:proofErr w:type="spellStart"/>
@@ -3806,32 +3776,14 @@
         <w:rPr>
           <w:lang w:val="en-US" w:eastAsia="ru-RU"/>
         </w:rPr>
-        <w:t>coordinates</w:t>
-      </w:r>
-      <w:r>
-        <w:rPr>
-          <w:lang w:val="en-US" w:eastAsia="ru-RU"/>
-        </w:rPr>
-        <w:t>Y</w:t>
-      </w:r>
-      <w:proofErr w:type="spellEnd"/>
-      <w:r>
-        <w:rPr>
-          <w:lang w:val="en-US" w:eastAsia="ru-RU"/>
-        </w:rPr>
-        <w:t xml:space="preserve"> </w:t>
-      </w:r>
-      <w:r>
-        <w:rPr>
-          <w:lang w:val="en-US" w:eastAsia="ru-RU"/>
-        </w:rPr>
-        <w:t>→</w:t>
-      </w:r>
-      <w:r>
-        <w:rPr>
-          <w:lang w:val="en-US" w:eastAsia="ru-RU"/>
-        </w:rPr>
-        <w:t xml:space="preserve"> country, city, street, </w:t>
+        <w:t>coordinatesY</w:t>
+      </w:r>
+      <w:proofErr w:type="spellEnd"/>
+      <w:r>
+        <w:rPr>
+          <w:lang w:val="en-US" w:eastAsia="ru-RU"/>
+        </w:rPr>
+        <w:t xml:space="preserve"> → country, city, street, </w:t>
       </w:r>
       <w:proofErr w:type="spellStart"/>
       <w:r>
@@ -3845,7 +3797,7 @@
     <w:p>
       <w:pPr>
         <w:rPr>
-          <w:lang w:eastAsia="ru-RU"/>
+          <w:lang w:val="en-US" w:eastAsia="ru-RU"/>
         </w:rPr>
       </w:pPr>
     </w:p>
@@ -3854,7 +3806,7 @@
         <w:rPr>
           <w:b/>
           <w:bCs/>
-          <w:lang w:eastAsia="ru-RU"/>
+          <w:lang w:val="en-US" w:eastAsia="ru-RU"/>
         </w:rPr>
       </w:pPr>
       <w:proofErr w:type="spellStart"/>
@@ -3871,24 +3823,15 @@
     <w:p>
       <w:pPr>
         <w:rPr>
-          <w:lang w:eastAsia="ru-RU"/>
-        </w:rPr>
-      </w:pPr>
-      <w:proofErr w:type="spellStart"/>
+          <w:lang w:val="en-US" w:eastAsia="ru-RU"/>
+        </w:rPr>
+      </w:pPr>
       <w:r>
         <w:rPr>
           <w:u w:val="single"/>
-          <w:lang w:eastAsia="ru-RU"/>
-        </w:rPr>
-        <w:t>influenceTypeID</w:t>
-      </w:r>
-      <w:proofErr w:type="spellEnd"/>
-      <w:r>
-        <w:rPr>
-          <w:u w:val="single"/>
-          <w:lang w:eastAsia="ru-RU"/>
-        </w:rPr>
-        <w:t> </w:t>
+          <w:lang w:val="en-US" w:eastAsia="ru-RU"/>
+        </w:rPr>
+        <w:t>influenceTypeID </w:t>
       </w:r>
       <w:r>
         <w:rPr>
@@ -3898,23 +3841,9 @@
       </w:r>
       <w:r>
         <w:rPr>
-          <w:lang w:eastAsia="ru-RU"/>
-        </w:rPr>
-        <w:t xml:space="preserve"> </w:t>
-      </w:r>
-      <w:proofErr w:type="spellStart"/>
-      <w:r>
-        <w:rPr>
-          <w:lang w:eastAsia="ru-RU"/>
-        </w:rPr>
-        <w:t>influenceName</w:t>
-      </w:r>
-      <w:proofErr w:type="spellEnd"/>
-      <w:r>
-        <w:rPr>
-          <w:lang w:eastAsia="ru-RU"/>
-        </w:rPr>
-        <w:t> </w:t>
+          <w:lang w:val="en-US" w:eastAsia="ru-RU"/>
+        </w:rPr>
+        <w:t xml:space="preserve"> influenceName </w:t>
       </w:r>
       <w:r>
         <w:rPr>
@@ -3924,51 +3853,43 @@
       </w:r>
       <w:r>
         <w:rPr>
-          <w:lang w:eastAsia="ru-RU"/>
-        </w:rPr>
-        <w:t xml:space="preserve"> </w:t>
-      </w:r>
-      <w:proofErr w:type="spellStart"/>
-      <w:r>
-        <w:rPr>
-          <w:lang w:eastAsia="ru-RU"/>
-        </w:rPr>
-        <w:t>description</w:t>
-      </w:r>
-      <w:proofErr w:type="spellEnd"/>
-    </w:p>
-    <w:p>
-      <w:pPr>
-        <w:rPr>
-          <w:lang w:eastAsia="ru-RU"/>
-        </w:rPr>
-      </w:pPr>
-    </w:p>
-    <w:p>
-      <w:pPr>
-        <w:rPr>
-          <w:lang w:eastAsia="ru-RU"/>
-        </w:rPr>
-      </w:pPr>
-    </w:p>
-    <w:p>
-      <w:pPr>
-        <w:rPr>
-          <w:lang w:eastAsia="ru-RU"/>
-        </w:rPr>
-      </w:pPr>
-    </w:p>
-    <w:p>
-      <w:pPr>
-        <w:rPr>
-          <w:lang w:eastAsia="ru-RU"/>
-        </w:rPr>
-      </w:pPr>
-    </w:p>
-    <w:p>
-      <w:pPr>
-        <w:rPr>
-          <w:lang w:eastAsia="ru-RU"/>
+          <w:lang w:val="en-US" w:eastAsia="ru-RU"/>
+        </w:rPr>
+        <w:t xml:space="preserve"> description</w:t>
+      </w:r>
+    </w:p>
+    <w:p>
+      <w:pPr>
+        <w:rPr>
+          <w:lang w:val="en-US" w:eastAsia="ru-RU"/>
+        </w:rPr>
+      </w:pPr>
+    </w:p>
+    <w:p>
+      <w:pPr>
+        <w:rPr>
+          <w:lang w:val="en-US" w:eastAsia="ru-RU"/>
+        </w:rPr>
+      </w:pPr>
+    </w:p>
+    <w:p>
+      <w:pPr>
+        <w:rPr>
+          <w:lang w:val="en-US" w:eastAsia="ru-RU"/>
+        </w:rPr>
+      </w:pPr>
+    </w:p>
+    <w:p>
+      <w:pPr>
+        <w:rPr>
+          <w:lang w:val="en-US" w:eastAsia="ru-RU"/>
+        </w:rPr>
+      </w:pPr>
+    </w:p>
+    <w:p>
+      <w:pPr>
+        <w:rPr>
+          <w:lang w:val="en-US" w:eastAsia="ru-RU"/>
         </w:rPr>
       </w:pPr>
       <w:r>
@@ -4018,6 +3939,7 @@
       </w:pPr>
       <w:r>
         <w:rPr>
+          <w:noProof/>
           <w:lang w:eastAsia="ru-RU"/>
         </w:rPr>
         <w:drawing>
@@ -4475,20 +4397,8 @@
       </w:r>
     </w:p>
     <w:p/>
-    <w:p>
-      <w:pPr>
-        <w:rPr>
-          <w:lang w:val="en-US"/>
-        </w:rPr>
-      </w:pPr>
-    </w:p>
-    <w:p>
-      <w:pPr>
-        <w:rPr>
-          <w:lang w:val="en-US"/>
-        </w:rPr>
-      </w:pPr>
-    </w:p>
+    <w:p/>
+    <w:p/>
     <w:p>
       <w:pPr>
         <w:pStyle w:val="1"/>
@@ -4586,7 +4496,7 @@
                 <w:bCs/>
                 <w:lang w:val="en-US"/>
               </w:rPr>
-              <w:t xml:space="preserve">CREATE OR REPLACE function </w:t>
+              <w:t xml:space="preserve">CREATE OR REPLACE FUNCTION </w:t>
             </w:r>
             <w:proofErr w:type="spellStart"/>
             <w:r>
@@ -4595,34 +4505,16 @@
                 <w:bCs/>
                 <w:lang w:val="en-US"/>
               </w:rPr>
-              <w:t>check_last_</w:t>
-            </w:r>
-            <w:proofErr w:type="gramStart"/>
+              <w:t>check_last_participant</w:t>
+            </w:r>
+            <w:proofErr w:type="spellEnd"/>
             <w:r>
               <w:rPr>
                 <w:b/>
                 <w:bCs/>
                 <w:lang w:val="en-US"/>
               </w:rPr>
-              <w:t>participant</w:t>
-            </w:r>
-            <w:proofErr w:type="spellEnd"/>
-            <w:r>
-              <w:rPr>
-                <w:b/>
-                <w:bCs/>
-                <w:lang w:val="en-US"/>
-              </w:rPr>
-              <w:t>(</w:t>
-            </w:r>
-            <w:proofErr w:type="gramEnd"/>
-            <w:r>
-              <w:rPr>
-                <w:b/>
-                <w:bCs/>
-                <w:lang w:val="en-US"/>
-              </w:rPr>
-              <w:t>)</w:t>
+              <w:t>()</w:t>
             </w:r>
           </w:p>
           <w:p>
@@ -4658,7 +4550,7 @@
                 <w:bCs/>
                 <w:lang w:val="en-US"/>
               </w:rPr>
-              <w:t>DECLARE</w:t>
+              <w:t>BEGIN</w:t>
             </w:r>
           </w:p>
           <w:p>
@@ -4676,7 +4568,7 @@
                 <w:bCs/>
                 <w:lang w:val="en-US"/>
               </w:rPr>
-              <w:t xml:space="preserve">    remaining INTEGER;</w:t>
+              <w:t xml:space="preserve">    IF (SELECT COUNT(*)</w:t>
             </w:r>
           </w:p>
           <w:p>
@@ -4694,116 +4586,7 @@
                 <w:bCs/>
                 <w:lang w:val="en-US"/>
               </w:rPr>
-              <w:t>BEGIN</w:t>
-            </w:r>
-          </w:p>
-          <w:p>
-            <w:pPr>
-              <w:pStyle w:val="Default"/>
-              <w:rPr>
-                <w:b/>
-                <w:bCs/>
-                <w:lang w:val="en-US"/>
-              </w:rPr>
-            </w:pPr>
-            <w:r>
-              <w:rPr>
-                <w:b/>
-                <w:bCs/>
-                <w:lang w:val="en-US"/>
-              </w:rPr>
-              <w:t xml:space="preserve">    -- </w:t>
-            </w:r>
-            <w:r>
-              <w:rPr>
-                <w:b/>
-                <w:bCs/>
-              </w:rPr>
-              <w:t>Считаем</w:t>
-            </w:r>
-            <w:r>
-              <w:rPr>
-                <w:b/>
-                <w:bCs/>
-                <w:lang w:val="en-US"/>
-              </w:rPr>
-              <w:t xml:space="preserve"> </w:t>
-            </w:r>
-            <w:r>
-              <w:rPr>
-                <w:b/>
-                <w:bCs/>
-              </w:rPr>
-              <w:t>оставшихся</w:t>
-            </w:r>
-            <w:r>
-              <w:rPr>
-                <w:b/>
-                <w:bCs/>
-                <w:lang w:val="en-US"/>
-              </w:rPr>
-              <w:t xml:space="preserve"> </w:t>
-            </w:r>
-            <w:r>
-              <w:rPr>
-                <w:b/>
-                <w:bCs/>
-              </w:rPr>
-              <w:t>участников</w:t>
-            </w:r>
-          </w:p>
-          <w:p>
-            <w:pPr>
-              <w:pStyle w:val="Default"/>
-              <w:rPr>
-                <w:b/>
-                <w:bCs/>
-                <w:lang w:val="en-US"/>
-              </w:rPr>
-            </w:pPr>
-            <w:r>
-              <w:rPr>
-                <w:b/>
-                <w:bCs/>
-                <w:lang w:val="en-US"/>
-              </w:rPr>
-              <w:t xml:space="preserve">    SELECT </w:t>
-            </w:r>
-            <w:proofErr w:type="gramStart"/>
-            <w:r>
-              <w:rPr>
-                <w:b/>
-                <w:bCs/>
-                <w:lang w:val="en-US"/>
-              </w:rPr>
-              <w:t>COUNT(</w:t>
-            </w:r>
-            <w:proofErr w:type="gramEnd"/>
-            <w:r>
-              <w:rPr>
-                <w:b/>
-                <w:bCs/>
-                <w:lang w:val="en-US"/>
-              </w:rPr>
-              <w:t>*) INTO remaining</w:t>
-            </w:r>
-          </w:p>
-          <w:p>
-            <w:pPr>
-              <w:pStyle w:val="Default"/>
-              <w:rPr>
-                <w:b/>
-                <w:bCs/>
-                <w:lang w:val="en-US"/>
-              </w:rPr>
-            </w:pPr>
-            <w:r>
-              <w:rPr>
-                <w:b/>
-                <w:bCs/>
-                <w:lang w:val="en-US"/>
-              </w:rPr>
-              <w:t xml:space="preserve">    FROM </w:t>
+              <w:t xml:space="preserve">        FROM </w:t>
             </w:r>
             <w:proofErr w:type="spellStart"/>
             <w:r>
@@ -4831,7 +4614,7 @@
                 <w:bCs/>
                 <w:lang w:val="en-US"/>
               </w:rPr>
-              <w:t xml:space="preserve">    WHERE meeting = </w:t>
+              <w:t xml:space="preserve">        WHERE meeting = </w:t>
             </w:r>
             <w:proofErr w:type="spellStart"/>
             <w:r>
@@ -4859,43 +4642,205 @@
                 <w:bCs/>
                 <w:lang w:val="en-US"/>
               </w:rPr>
-              <w:t xml:space="preserve">      AND </w:t>
-            </w:r>
-            <w:proofErr w:type="gramStart"/>
+              <w:t xml:space="preserve">          AND person != </w:t>
+            </w:r>
+            <w:proofErr w:type="spellStart"/>
             <w:r>
               <w:rPr>
                 <w:b/>
                 <w:bCs/>
                 <w:lang w:val="en-US"/>
               </w:rPr>
-              <w:t>person !</w:t>
-            </w:r>
-            <w:proofErr w:type="gramEnd"/>
+              <w:t>OLD.person</w:t>
+            </w:r>
+            <w:proofErr w:type="spellEnd"/>
             <w:r>
               <w:rPr>
                 <w:b/>
                 <w:bCs/>
                 <w:lang w:val="en-US"/>
               </w:rPr>
-              <w:t xml:space="preserve">= </w:t>
-            </w:r>
-            <w:proofErr w:type="spellStart"/>
-            <w:r>
+              <w:t>) &lt; 2</w:t>
+            </w:r>
+          </w:p>
+          <w:p>
+            <w:pPr>
+              <w:pStyle w:val="Default"/>
               <w:rPr>
                 <w:b/>
                 <w:bCs/>
                 <w:lang w:val="en-US"/>
               </w:rPr>
-              <w:t>OLD.person</w:t>
-            </w:r>
-            <w:proofErr w:type="spellEnd"/>
+            </w:pPr>
             <w:r>
               <w:rPr>
                 <w:b/>
                 <w:bCs/>
                 <w:lang w:val="en-US"/>
               </w:rPr>
+              <w:t xml:space="preserve">    THEN</w:t>
+            </w:r>
+          </w:p>
+          <w:p>
+            <w:pPr>
+              <w:pStyle w:val="Default"/>
+              <w:rPr>
+                <w:b/>
+                <w:bCs/>
+                <w:lang w:val="en-US"/>
+              </w:rPr>
+            </w:pPr>
+            <w:r>
+              <w:rPr>
+                <w:b/>
+                <w:bCs/>
+                <w:lang w:val="en-US"/>
+              </w:rPr>
+              <w:t xml:space="preserve">        RAISE EXCEPTION '</w:t>
+            </w:r>
+            <w:proofErr w:type="spellStart"/>
+            <w:r>
+              <w:rPr>
+                <w:b/>
+                <w:bCs/>
+                <w:lang w:val="en-US"/>
+              </w:rPr>
+              <w:t>Нельзя</w:t>
+            </w:r>
+            <w:proofErr w:type="spellEnd"/>
+            <w:r>
+              <w:rPr>
+                <w:b/>
+                <w:bCs/>
+                <w:lang w:val="en-US"/>
+              </w:rPr>
+              <w:t xml:space="preserve"> </w:t>
+            </w:r>
+            <w:proofErr w:type="spellStart"/>
+            <w:r>
+              <w:rPr>
+                <w:b/>
+                <w:bCs/>
+                <w:lang w:val="en-US"/>
+              </w:rPr>
+              <w:t>удалить</w:t>
+            </w:r>
+            <w:proofErr w:type="spellEnd"/>
+            <w:r>
+              <w:rPr>
+                <w:b/>
+                <w:bCs/>
+                <w:lang w:val="en-US"/>
+              </w:rPr>
+              <w:t xml:space="preserve"> </w:t>
+            </w:r>
+            <w:proofErr w:type="spellStart"/>
+            <w:r>
+              <w:rPr>
+                <w:b/>
+                <w:bCs/>
+                <w:lang w:val="en-US"/>
+              </w:rPr>
+              <w:t>последних</w:t>
+            </w:r>
+            <w:proofErr w:type="spellEnd"/>
+            <w:r>
+              <w:rPr>
+                <w:b/>
+                <w:bCs/>
+                <w:lang w:val="en-US"/>
+              </w:rPr>
+              <w:t xml:space="preserve"> </w:t>
+            </w:r>
+            <w:proofErr w:type="spellStart"/>
+            <w:r>
+              <w:rPr>
+                <w:b/>
+                <w:bCs/>
+                <w:lang w:val="en-US"/>
+              </w:rPr>
+              <w:t>двух</w:t>
+            </w:r>
+            <w:proofErr w:type="spellEnd"/>
+            <w:r>
+              <w:rPr>
+                <w:b/>
+                <w:bCs/>
+                <w:lang w:val="en-US"/>
+              </w:rPr>
+              <w:t xml:space="preserve"> </w:t>
+            </w:r>
+            <w:proofErr w:type="spellStart"/>
+            <w:r>
+              <w:rPr>
+                <w:b/>
+                <w:bCs/>
+                <w:lang w:val="en-US"/>
+              </w:rPr>
+              <w:t>участников</w:t>
+            </w:r>
+            <w:proofErr w:type="spellEnd"/>
+            <w:r>
+              <w:rPr>
+                <w:b/>
+                <w:bCs/>
+                <w:lang w:val="en-US"/>
+              </w:rPr>
+              <w:t xml:space="preserve"> </w:t>
+            </w:r>
+            <w:proofErr w:type="spellStart"/>
+            <w:r>
+              <w:rPr>
+                <w:b/>
+                <w:bCs/>
+                <w:lang w:val="en-US"/>
+              </w:rPr>
+              <w:t>встречи</w:t>
+            </w:r>
+            <w:proofErr w:type="spellEnd"/>
+            <w:r>
+              <w:rPr>
+                <w:b/>
+                <w:bCs/>
+                <w:lang w:val="en-US"/>
+              </w:rPr>
+              <w:t xml:space="preserve"> %', </w:t>
+            </w:r>
+            <w:proofErr w:type="spellStart"/>
+            <w:r>
+              <w:rPr>
+                <w:b/>
+                <w:bCs/>
+                <w:lang w:val="en-US"/>
+              </w:rPr>
+              <w:t>OLD.meeting</w:t>
+            </w:r>
+            <w:proofErr w:type="spellEnd"/>
+            <w:r>
+              <w:rPr>
+                <w:b/>
+                <w:bCs/>
+                <w:lang w:val="en-US"/>
+              </w:rPr>
               <w:t>;</w:t>
+            </w:r>
+          </w:p>
+          <w:p>
+            <w:pPr>
+              <w:pStyle w:val="Default"/>
+              <w:rPr>
+                <w:b/>
+                <w:bCs/>
+                <w:lang w:val="en-US"/>
+              </w:rPr>
+            </w:pPr>
+            <w:r>
+              <w:rPr>
+                <w:b/>
+                <w:bCs/>
+                <w:lang w:val="en-US"/>
+              </w:rPr>
+              <w:t xml:space="preserve">    END IF;</w:t>
             </w:r>
           </w:p>
           <w:p>
@@ -4923,7 +4868,7 @@
                 <w:bCs/>
                 <w:lang w:val="en-US"/>
               </w:rPr>
-              <w:t xml:space="preserve">    IF remaining &lt; 2 THEN</w:t>
+              <w:t xml:space="preserve">    RETURN OLD;</w:t>
             </w:r>
           </w:p>
           <w:p>
@@ -4941,163 +4886,7 @@
                 <w:bCs/>
                 <w:lang w:val="en-US"/>
               </w:rPr>
-              <w:t xml:space="preserve">        </w:t>
-            </w:r>
-            <w:r>
-              <w:rPr>
-                <w:b/>
-                <w:bCs/>
-                <w:lang w:val="en-US"/>
-              </w:rPr>
-              <w:t>RAISE</w:t>
-            </w:r>
-            <w:r>
-              <w:rPr>
-                <w:b/>
-                <w:bCs/>
-                <w:lang w:val="en-US"/>
-              </w:rPr>
-              <w:t xml:space="preserve"> </w:t>
-            </w:r>
-            <w:r>
-              <w:rPr>
-                <w:b/>
-                <w:bCs/>
-                <w:lang w:val="en-US"/>
-              </w:rPr>
-              <w:t>EXCEPTION</w:t>
-            </w:r>
-            <w:r>
-              <w:rPr>
-                <w:b/>
-                <w:bCs/>
-                <w:lang w:val="en-US"/>
-              </w:rPr>
-              <w:t xml:space="preserve"> '</w:t>
-            </w:r>
-            <w:r>
-              <w:rPr>
-                <w:b/>
-                <w:bCs/>
-              </w:rPr>
-              <w:t>Нельзя</w:t>
-            </w:r>
-            <w:r>
-              <w:rPr>
-                <w:b/>
-                <w:bCs/>
-                <w:lang w:val="en-US"/>
-              </w:rPr>
-              <w:t xml:space="preserve"> </w:t>
-            </w:r>
-            <w:r>
-              <w:rPr>
-                <w:b/>
-                <w:bCs/>
-              </w:rPr>
-              <w:t>удалить</w:t>
-            </w:r>
-            <w:r>
-              <w:rPr>
-                <w:b/>
-                <w:bCs/>
-                <w:lang w:val="en-US"/>
-              </w:rPr>
-              <w:t xml:space="preserve"> </w:t>
-            </w:r>
-            <w:r>
-              <w:rPr>
-                <w:b/>
-                <w:bCs/>
-              </w:rPr>
-              <w:t>последних</w:t>
-            </w:r>
-            <w:r>
-              <w:rPr>
-                <w:b/>
-                <w:bCs/>
-                <w:lang w:val="en-US"/>
-              </w:rPr>
-              <w:t xml:space="preserve"> </w:t>
-            </w:r>
-            <w:r>
-              <w:rPr>
-                <w:b/>
-                <w:bCs/>
-              </w:rPr>
-              <w:t>двух</w:t>
-            </w:r>
-            <w:r>
-              <w:rPr>
-                <w:b/>
-                <w:bCs/>
-                <w:lang w:val="en-US"/>
-              </w:rPr>
-              <w:t xml:space="preserve"> </w:t>
-            </w:r>
-            <w:r>
-              <w:rPr>
-                <w:b/>
-                <w:bCs/>
-              </w:rPr>
-              <w:t>участников</w:t>
-            </w:r>
-            <w:r>
-              <w:rPr>
-                <w:b/>
-                <w:bCs/>
-                <w:lang w:val="en-US"/>
-              </w:rPr>
-              <w:t xml:space="preserve"> </w:t>
-            </w:r>
-            <w:r>
-              <w:rPr>
-                <w:b/>
-                <w:bCs/>
-              </w:rPr>
-              <w:t>встречи</w:t>
-            </w:r>
-            <w:r>
-              <w:rPr>
-                <w:b/>
-                <w:bCs/>
-                <w:lang w:val="en-US"/>
-              </w:rPr>
-              <w:t xml:space="preserve"> %', </w:t>
-            </w:r>
-            <w:proofErr w:type="spellStart"/>
-            <w:r>
-              <w:rPr>
-                <w:b/>
-                <w:bCs/>
-                <w:lang w:val="en-US"/>
-              </w:rPr>
-              <w:t>OLD</w:t>
-            </w:r>
-            <w:r>
-              <w:rPr>
-                <w:b/>
-                <w:bCs/>
-                <w:lang w:val="en-US"/>
-              </w:rPr>
-              <w:t>.</w:t>
-            </w:r>
-            <w:r>
-              <w:rPr>
-                <w:b/>
-                <w:bCs/>
-                <w:lang w:val="en-US"/>
-              </w:rPr>
-              <w:t>meeting</w:t>
-            </w:r>
-            <w:proofErr w:type="spellEnd"/>
-            <w:r>
-              <w:rPr>
-                <w:b/>
-                <w:bCs/>
-                <w:lang w:val="en-US"/>
-              </w:rPr>
-              <w:t>;</w:t>
+              <w:t>END;</w:t>
             </w:r>
           </w:p>
           <w:p>
@@ -5115,15 +4904,25 @@
                 <w:bCs/>
                 <w:lang w:val="en-US"/>
               </w:rPr>
-              <w:t xml:space="preserve">    </w:t>
-            </w:r>
+              <w:t xml:space="preserve">$$ LANGUAGE </w:t>
+            </w:r>
+            <w:proofErr w:type="spellStart"/>
             <w:r>
               <w:rPr>
                 <w:b/>
                 <w:bCs/>
                 <w:lang w:val="en-US"/>
               </w:rPr>
-              <w:t>END IF;</w:t>
+              <w:t>plpgsql</w:t>
+            </w:r>
+            <w:proofErr w:type="spellEnd"/>
+            <w:r>
+              <w:rPr>
+                <w:b/>
+                <w:bCs/>
+                <w:lang w:val="en-US"/>
+              </w:rPr>
+              <w:t>;</w:t>
             </w:r>
           </w:p>
           <w:p>
@@ -5151,98 +4950,16 @@
                 <w:bCs/>
                 <w:lang w:val="en-US"/>
               </w:rPr>
-              <w:t xml:space="preserve">    RETURN OLD;</w:t>
-            </w:r>
-          </w:p>
-          <w:p>
-            <w:pPr>
-              <w:pStyle w:val="Default"/>
+              <w:t xml:space="preserve">CREATE TRIGGER </w:t>
+            </w:r>
+            <w:proofErr w:type="spellStart"/>
+            <w:r>
               <w:rPr>
                 <w:b/>
                 <w:bCs/>
                 <w:lang w:val="en-US"/>
               </w:rPr>
-            </w:pPr>
-            <w:r>
-              <w:rPr>
-                <w:b/>
-                <w:bCs/>
-                <w:lang w:val="en-US"/>
-              </w:rPr>
-              <w:t>END;</w:t>
-            </w:r>
-          </w:p>
-          <w:p>
-            <w:pPr>
-              <w:pStyle w:val="Default"/>
-              <w:rPr>
-                <w:b/>
-                <w:bCs/>
-                <w:lang w:val="en-US"/>
-              </w:rPr>
-            </w:pPr>
-            <w:r>
-              <w:rPr>
-                <w:b/>
-                <w:bCs/>
-                <w:lang w:val="en-US"/>
-              </w:rPr>
-              <w:t xml:space="preserve">$$ LANGUAGE </w:t>
-            </w:r>
-            <w:proofErr w:type="spellStart"/>
-            <w:r>
-              <w:rPr>
-                <w:b/>
-                <w:bCs/>
-                <w:lang w:val="en-US"/>
-              </w:rPr>
-              <w:t>plpgsql</w:t>
-            </w:r>
-            <w:proofErr w:type="spellEnd"/>
-            <w:r>
-              <w:rPr>
-                <w:b/>
-                <w:bCs/>
-                <w:lang w:val="en-US"/>
-              </w:rPr>
-              <w:t>;</w:t>
-            </w:r>
-          </w:p>
-          <w:p>
-            <w:pPr>
-              <w:pStyle w:val="Default"/>
-              <w:rPr>
-                <w:b/>
-                <w:bCs/>
-                <w:lang w:val="en-US"/>
-              </w:rPr>
-            </w:pPr>
-          </w:p>
-          <w:p>
-            <w:pPr>
-              <w:pStyle w:val="Default"/>
-              <w:rPr>
-                <w:b/>
-                <w:bCs/>
-                <w:lang w:val="en-US"/>
-              </w:rPr>
-            </w:pPr>
-            <w:r>
-              <w:rPr>
-                <w:b/>
-                <w:bCs/>
-                <w:lang w:val="en-US"/>
-              </w:rPr>
-              <w:t xml:space="preserve">CREATE TRIGGER </w:t>
-            </w:r>
-            <w:proofErr w:type="spellStart"/>
-            <w:r>
-              <w:rPr>
-                <w:b/>
-                <w:bCs/>
-                <w:lang w:val="en-US"/>
-              </w:rPr>
-              <w:t>trg_meeting_last_participant</w:t>
+              <w:t>trg</w:t>
             </w:r>
             <w:proofErr w:type="spellEnd"/>
           </w:p>
@@ -5317,34 +5034,16 @@
                 <w:bCs/>
                 <w:lang w:val="en-US"/>
               </w:rPr>
-              <w:t>check_last_</w:t>
-            </w:r>
-            <w:proofErr w:type="gramStart"/>
+              <w:t>check_last_participant</w:t>
+            </w:r>
+            <w:proofErr w:type="spellEnd"/>
             <w:r>
               <w:rPr>
                 <w:b/>
                 <w:bCs/>
                 <w:lang w:val="en-US"/>
               </w:rPr>
-              <w:t>participant</w:t>
-            </w:r>
-            <w:proofErr w:type="spellEnd"/>
-            <w:r>
-              <w:rPr>
-                <w:b/>
-                <w:bCs/>
-                <w:lang w:val="en-US"/>
-              </w:rPr>
-              <w:t>(</w:t>
-            </w:r>
-            <w:proofErr w:type="gramEnd"/>
-            <w:r>
-              <w:rPr>
-                <w:b/>
-                <w:bCs/>
-                <w:lang w:val="en-US"/>
-              </w:rPr>
-              <w:t>);</w:t>
+              <w:t>();</w:t>
             </w:r>
           </w:p>
         </w:tc>
@@ -5461,6 +5160,7 @@
         <w:docPartUnique/>
       </w:docPartObj>
     </w:sdtPr>
+    <w:sdtEndPr/>
     <w:sdtContent>
       <w:p>
         <w:pPr>
@@ -7627,6 +7327,7 @@
   <w:style w:type="character" w:default="1" w:styleId="a1">
     <w:name w:val="Default Paragraph Font"/>
     <w:uiPriority w:val="1"/>
+    <w:semiHidden/>
     <w:unhideWhenUsed/>
   </w:style>
   <w:style w:type="table" w:default="1" w:styleId="a2">
